--- a/resume/Delbert_Aud_Work_History.docx
+++ b/resume/Delbert_Aud_Work_History.docx
@@ -1,6 +1,6 @@
 
 <file path=word/document.xml><?xml version="1.0" encoding="utf-8"?>
-<w:document xmlns:wpc="http://schemas.microsoft.com/office/word/2010/wordprocessingCanvas" xmlns:cx="http://schemas.microsoft.com/office/drawing/2014/chartex" xmlns:cx1="http://schemas.microsoft.com/office/drawing/2015/9/8/chartex" xmlns:cx2="http://schemas.microsoft.com/office/drawing/2015/10/21/chartex" xmlns:cx3="http://schemas.microsoft.com/office/drawing/2016/5/9/chartex" xmlns:cx4="http://schemas.microsoft.com/office/drawing/2016/5/10/chartex" xmlns:cx5="http://schemas.microsoft.com/office/drawing/2016/5/11/chartex" xmlns:cx6="http://schemas.microsoft.com/office/drawing/2016/5/12/chartex" xmlns:cx7="http://schemas.microsoft.com/office/drawing/2016/5/13/chartex" xmlns:cx8="http://schemas.microsoft.com/office/drawing/2016/5/14/chartex" xmlns:mc="http://schemas.openxmlformats.org/markup-compatibility/2006" xmlns:aink="http://schemas.microsoft.com/office/drawing/2016/ink" xmlns:am3d="http://schemas.microsoft.com/office/drawing/2017/model3d" xmlns:o="urn:schemas-microsoft-com:office:office" xmlns:oel="http://schemas.microsoft.com/office/2019/extlst" xmlns:r="http://schemas.openxmlformats.org/officeDocument/2006/relationships" xmlns:m="http://schemas.openxmlformats.org/officeDocument/2006/math" xmlns:v="urn:schemas-microsoft-com:vml" xmlns:wp14="http://schemas.microsoft.com/office/word/2010/wordprocessingDrawing" xmlns:wp="http://schemas.openxmlformats.org/drawingml/2006/wordprocessingDrawing" xmlns:w10="urn:schemas-microsoft-com:office:word" xmlns:w="http://schemas.openxmlformats.org/wordprocessingml/2006/main" xmlns:w14="http://schemas.microsoft.com/office/word/2010/wordml" xmlns:w15="http://schemas.microsoft.com/office/word/2012/wordml" xmlns:w16cex="http://schemas.microsoft.com/office/word/2018/wordml/cex" xmlns:w16cid="http://schemas.microsoft.com/office/word/2016/wordml/cid" xmlns:w16="http://schemas.microsoft.com/office/word/2018/wordml" xmlns:w16du="http://schemas.microsoft.com/office/word/2023/wordml/word16du" xmlns:w16sdtdh="http://schemas.microsoft.com/office/word/2020/wordml/sdtdatahash" xmlns:w16sdtfl="http://schemas.microsoft.com/office/word/2024/wordml/sdtformatlock" xmlns:w16se="http://schemas.microsoft.com/office/word/2015/wordml/symex" xmlns:wpg="http://schemas.microsoft.com/office/word/2010/wordprocessingGroup" xmlns:wpi="http://schemas.microsoft.com/office/word/2010/wordprocessingInk" xmlns:wne="http://schemas.microsoft.com/office/word/2006/wordml" xmlns:wps="http://schemas.microsoft.com/office/word/2010/wordprocessingShape" mc:Ignorable="w14 w15 w16se w16cid w16 w16cex w16sdtdh w16sdtfl w16du wp14">
+<w:document xmlns:wpc="http://schemas.microsoft.com/office/word/2010/wordprocessingCanvas" xmlns:cx="http://schemas.microsoft.com/office/drawing/2014/chartex" xmlns:cx1="http://schemas.microsoft.com/office/drawing/2015/9/8/chartex" xmlns:cx2="http://schemas.microsoft.com/office/drawing/2015/10/21/chartex" xmlns:cx3="http://schemas.microsoft.com/office/drawing/2016/5/9/chartex" xmlns:cx4="http://schemas.microsoft.com/office/drawing/2016/5/10/chartex" xmlns:cx5="http://schemas.microsoft.com/office/drawing/2016/5/11/chartex" xmlns:cx6="http://schemas.microsoft.com/office/drawing/2016/5/12/chartex" xmlns:cx7="http://schemas.microsoft.com/office/drawing/2016/5/13/chartex" xmlns:cx8="http://schemas.microsoft.com/office/drawing/2016/5/14/chartex" xmlns:mc="http://schemas.openxmlformats.org/markup-compatibility/2006" xmlns:aink="http://schemas.microsoft.com/office/drawing/2016/ink" xmlns:am3d="http://schemas.microsoft.com/office/drawing/2017/model3d" xmlns:o="urn:schemas-microsoft-com:office:office" xmlns:oel="http://schemas.microsoft.com/office/2019/extlst" xmlns:r="http://schemas.openxmlformats.org/officeDocument/2006/relationships" xmlns:m="http://schemas.openxmlformats.org/officeDocument/2006/math" xmlns:v="urn:schemas-microsoft-com:vml" xmlns:wp14="http://schemas.microsoft.com/office/word/2010/wordprocessingDrawing" xmlns:wp="http://schemas.openxmlformats.org/drawingml/2006/wordprocessingDrawing" xmlns:w10="urn:schemas-microsoft-com:office:word" xmlns:w="http://schemas.openxmlformats.org/wordprocessingml/2006/main" xmlns:w14="http://schemas.microsoft.com/office/word/2010/wordml" xmlns:w15="http://schemas.microsoft.com/office/word/2012/wordml" xmlns:w16cei="http://schemas.microsoft.com/office/word/2026/wordml/cei" xmlns:w16cex="http://schemas.microsoft.com/office/word/2018/wordml/cex" xmlns:w16cid="http://schemas.microsoft.com/office/word/2016/wordml/cid" xmlns:w16="http://schemas.microsoft.com/office/word/2018/wordml" xmlns:w16du="http://schemas.microsoft.com/office/word/2023/wordml/word16du" xmlns:w16sdtdh="http://schemas.microsoft.com/office/word/2020/wordml/sdtdatahash" xmlns:w16sdtfl="http://schemas.microsoft.com/office/word/2024/wordml/sdtformatlock" xmlns:w16se="http://schemas.microsoft.com/office/word/2015/wordml/symex" xmlns:wpg="http://schemas.microsoft.com/office/word/2010/wordprocessingGroup" xmlns:wpi="http://schemas.microsoft.com/office/word/2010/wordprocessingInk" xmlns:wne="http://schemas.microsoft.com/office/word/2006/wordml" xmlns:wps="http://schemas.microsoft.com/office/word/2010/wordprocessingShape" mc:Ignorable="w14 w15 w16se w16cid w16 w16cex w16sdtdh w16sdtfl w16du wp14">
   <w:body>
     <w:p>
       <w:pPr>
@@ -160,19 +160,11 @@
           <w:rFonts w:cstheme="minorHAnsi"/>
         </w:rPr>
       </w:pPr>
-      <w:proofErr w:type="gramStart"/>
-      <w:r>
-        <w:rPr>
-          <w:rFonts w:cstheme="minorHAnsi"/>
-        </w:rPr>
-        <w:t>Highly</w:t>
-      </w:r>
-      <w:proofErr w:type="gramEnd"/>
-      <w:r>
-        <w:rPr>
-          <w:rFonts w:cstheme="minorHAnsi"/>
-        </w:rPr>
-        <w:t xml:space="preserve"> </w:t>
+      <w:r>
+        <w:rPr>
+          <w:rFonts w:cstheme="minorHAnsi"/>
+        </w:rPr>
+        <w:t xml:space="preserve">Highly </w:t>
       </w:r>
       <w:proofErr w:type="gramStart"/>
       <w:r>
@@ -751,7 +743,7 @@
           <w:b/>
           <w:bCs/>
         </w:rPr>
-        <w:t>Data Engineer</w:t>
+        <w:t>Senior Automation Architect</w:t>
       </w:r>
     </w:p>
     <w:p>
@@ -11678,23 +11670,13 @@
           <w:bCs/>
         </w:rPr>
       </w:pPr>
-      <w:proofErr w:type="spellStart"/>
-      <w:r>
-        <w:rPr>
-          <w:rFonts w:cstheme="minorHAnsi"/>
-          <w:b/>
-          <w:bCs/>
-        </w:rPr>
-        <w:t>HiTek</w:t>
-      </w:r>
-      <w:proofErr w:type="spellEnd"/>
-      <w:r>
-        <w:rPr>
-          <w:rFonts w:cstheme="minorHAnsi"/>
-          <w:b/>
-          <w:bCs/>
-        </w:rPr>
-        <w:t xml:space="preserve"> (account) - EDS Corporation</w:t>
+      <w:r>
+        <w:rPr>
+          <w:rFonts w:cstheme="minorHAnsi"/>
+          <w:b/>
+          <w:bCs/>
+        </w:rPr>
+        <w:t>HiTek (account) - EDS Corporation</w:t>
       </w:r>
     </w:p>
     <w:p>
@@ -26274,7 +26256,7 @@
 </file>
 
 <file path=word/numbering.xml><?xml version="1.0" encoding="utf-8"?>
-<w:numbering xmlns:wpc="http://schemas.microsoft.com/office/word/2010/wordprocessingCanvas" xmlns:cx="http://schemas.microsoft.com/office/drawing/2014/chartex" xmlns:cx1="http://schemas.microsoft.com/office/drawing/2015/9/8/chartex" xmlns:cx2="http://schemas.microsoft.com/office/drawing/2015/10/21/chartex" xmlns:cx3="http://schemas.microsoft.com/office/drawing/2016/5/9/chartex" xmlns:cx4="http://schemas.microsoft.com/office/drawing/2016/5/10/chartex" xmlns:cx5="http://schemas.microsoft.com/office/drawing/2016/5/11/chartex" xmlns:cx6="http://schemas.microsoft.com/office/drawing/2016/5/12/chartex" xmlns:cx7="http://schemas.microsoft.com/office/drawing/2016/5/13/chartex" xmlns:cx8="http://schemas.microsoft.com/office/drawing/2016/5/14/chartex" xmlns:mc="http://schemas.openxmlformats.org/markup-compatibility/2006" xmlns:aink="http://schemas.microsoft.com/office/drawing/2016/ink" xmlns:am3d="http://schemas.microsoft.com/office/drawing/2017/model3d" xmlns:o="urn:schemas-microsoft-com:office:office" xmlns:oel="http://schemas.microsoft.com/office/2019/extlst" xmlns:r="http://schemas.openxmlformats.org/officeDocument/2006/relationships" xmlns:m="http://schemas.openxmlformats.org/officeDocument/2006/math" xmlns:v="urn:schemas-microsoft-com:vml" xmlns:wp14="http://schemas.microsoft.com/office/word/2010/wordprocessingDrawing" xmlns:wp="http://schemas.openxmlformats.org/drawingml/2006/wordprocessingDrawing" xmlns:w10="urn:schemas-microsoft-com:office:word" xmlns:w="http://schemas.openxmlformats.org/wordprocessingml/2006/main" xmlns:w14="http://schemas.microsoft.com/office/word/2010/wordml" xmlns:w15="http://schemas.microsoft.com/office/word/2012/wordml" xmlns:w16cex="http://schemas.microsoft.com/office/word/2018/wordml/cex" xmlns:w16cid="http://schemas.microsoft.com/office/word/2016/wordml/cid" xmlns:w16="http://schemas.microsoft.com/office/word/2018/wordml" xmlns:w16du="http://schemas.microsoft.com/office/word/2023/wordml/word16du" xmlns:w16sdtdh="http://schemas.microsoft.com/office/word/2020/wordml/sdtdatahash" xmlns:w16sdtfl="http://schemas.microsoft.com/office/word/2024/wordml/sdtformatlock" xmlns:w16se="http://schemas.microsoft.com/office/word/2015/wordml/symex" xmlns:wpg="http://schemas.microsoft.com/office/word/2010/wordprocessingGroup" xmlns:wpi="http://schemas.microsoft.com/office/word/2010/wordprocessingInk" xmlns:wne="http://schemas.microsoft.com/office/word/2006/wordml" xmlns:wps="http://schemas.microsoft.com/office/word/2010/wordprocessingShape" mc:Ignorable="w14 w15 w16se w16cid w16 w16cex w16sdtdh w16sdtfl w16du wp14">
+<w:numbering xmlns:wpc="http://schemas.microsoft.com/office/word/2010/wordprocessingCanvas" xmlns:cx="http://schemas.microsoft.com/office/drawing/2014/chartex" xmlns:cx1="http://schemas.microsoft.com/office/drawing/2015/9/8/chartex" xmlns:cx2="http://schemas.microsoft.com/office/drawing/2015/10/21/chartex" xmlns:cx3="http://schemas.microsoft.com/office/drawing/2016/5/9/chartex" xmlns:cx4="http://schemas.microsoft.com/office/drawing/2016/5/10/chartex" xmlns:cx5="http://schemas.microsoft.com/office/drawing/2016/5/11/chartex" xmlns:cx6="http://schemas.microsoft.com/office/drawing/2016/5/12/chartex" xmlns:cx7="http://schemas.microsoft.com/office/drawing/2016/5/13/chartex" xmlns:cx8="http://schemas.microsoft.com/office/drawing/2016/5/14/chartex" xmlns:mc="http://schemas.openxmlformats.org/markup-compatibility/2006" xmlns:aink="http://schemas.microsoft.com/office/drawing/2016/ink" xmlns:am3d="http://schemas.microsoft.com/office/drawing/2017/model3d" xmlns:o="urn:schemas-microsoft-com:office:office" xmlns:oel="http://schemas.microsoft.com/office/2019/extlst" xmlns:r="http://schemas.openxmlformats.org/officeDocument/2006/relationships" xmlns:m="http://schemas.openxmlformats.org/officeDocument/2006/math" xmlns:v="urn:schemas-microsoft-com:vml" xmlns:wp14="http://schemas.microsoft.com/office/word/2010/wordprocessingDrawing" xmlns:wp="http://schemas.openxmlformats.org/drawingml/2006/wordprocessingDrawing" xmlns:w10="urn:schemas-microsoft-com:office:word" xmlns:w="http://schemas.openxmlformats.org/wordprocessingml/2006/main" xmlns:w14="http://schemas.microsoft.com/office/word/2010/wordml" xmlns:w15="http://schemas.microsoft.com/office/word/2012/wordml" xmlns:w16cei="http://schemas.microsoft.com/office/word/2026/wordml/cei" xmlns:w16cex="http://schemas.microsoft.com/office/word/2018/wordml/cex" xmlns:w16cid="http://schemas.microsoft.com/office/word/2016/wordml/cid" xmlns:w16="http://schemas.microsoft.com/office/word/2018/wordml" xmlns:w16du="http://schemas.microsoft.com/office/word/2023/wordml/word16du" xmlns:w16sdtdh="http://schemas.microsoft.com/office/word/2020/wordml/sdtdatahash" xmlns:w16sdtfl="http://schemas.microsoft.com/office/word/2024/wordml/sdtformatlock" xmlns:w16se="http://schemas.microsoft.com/office/word/2015/wordml/symex" xmlns:wpg="http://schemas.microsoft.com/office/word/2010/wordprocessingGroup" xmlns:wpi="http://schemas.microsoft.com/office/word/2010/wordprocessingInk" xmlns:wne="http://schemas.microsoft.com/office/word/2006/wordml" xmlns:wps="http://schemas.microsoft.com/office/word/2010/wordprocessingShape" mc:Ignorable="w14 w15 w16se w16cid w16 w16cex w16sdtdh w16sdtfl w16du wp14">
   <w:abstractNum w:abstractNumId="0" w15:restartNumberingAfterBreak="0">
     <w:nsid w:val="00C82268"/>
     <w:multiLevelType w:val="hybridMultilevel"/>

--- a/resume/Delbert_Aud_Work_History.docx
+++ b/resume/Delbert_Aud_Work_History.docx
@@ -1,6 +1,6 @@
 
 <file path=word/document.xml><?xml version="1.0" encoding="utf-8"?>
-<w:document xmlns:wpc="http://schemas.microsoft.com/office/word/2010/wordprocessingCanvas" xmlns:cx="http://schemas.microsoft.com/office/drawing/2014/chartex" xmlns:cx1="http://schemas.microsoft.com/office/drawing/2015/9/8/chartex" xmlns:cx2="http://schemas.microsoft.com/office/drawing/2015/10/21/chartex" xmlns:cx3="http://schemas.microsoft.com/office/drawing/2016/5/9/chartex" xmlns:cx4="http://schemas.microsoft.com/office/drawing/2016/5/10/chartex" xmlns:cx5="http://schemas.microsoft.com/office/drawing/2016/5/11/chartex" xmlns:cx6="http://schemas.microsoft.com/office/drawing/2016/5/12/chartex" xmlns:cx7="http://schemas.microsoft.com/office/drawing/2016/5/13/chartex" xmlns:cx8="http://schemas.microsoft.com/office/drawing/2016/5/14/chartex" xmlns:mc="http://schemas.openxmlformats.org/markup-compatibility/2006" xmlns:aink="http://schemas.microsoft.com/office/drawing/2016/ink" xmlns:am3d="http://schemas.microsoft.com/office/drawing/2017/model3d" xmlns:o="urn:schemas-microsoft-com:office:office" xmlns:oel="http://schemas.microsoft.com/office/2019/extlst" xmlns:r="http://schemas.openxmlformats.org/officeDocument/2006/relationships" xmlns:m="http://schemas.openxmlformats.org/officeDocument/2006/math" xmlns:v="urn:schemas-microsoft-com:vml" xmlns:wp14="http://schemas.microsoft.com/office/word/2010/wordprocessingDrawing" xmlns:wp="http://schemas.openxmlformats.org/drawingml/2006/wordprocessingDrawing" xmlns:w10="urn:schemas-microsoft-com:office:word" xmlns:w="http://schemas.openxmlformats.org/wordprocessingml/2006/main" xmlns:w14="http://schemas.microsoft.com/office/word/2010/wordml" xmlns:w15="http://schemas.microsoft.com/office/word/2012/wordml" xmlns:w16cei="http://schemas.microsoft.com/office/word/2026/wordml/cei" xmlns:w16cex="http://schemas.microsoft.com/office/word/2018/wordml/cex" xmlns:w16cid="http://schemas.microsoft.com/office/word/2016/wordml/cid" xmlns:w16="http://schemas.microsoft.com/office/word/2018/wordml" xmlns:w16du="http://schemas.microsoft.com/office/word/2023/wordml/word16du" xmlns:w16sdtdh="http://schemas.microsoft.com/office/word/2020/wordml/sdtdatahash" xmlns:w16sdtfl="http://schemas.microsoft.com/office/word/2024/wordml/sdtformatlock" xmlns:w16se="http://schemas.microsoft.com/office/word/2015/wordml/symex" xmlns:wpg="http://schemas.microsoft.com/office/word/2010/wordprocessingGroup" xmlns:wpi="http://schemas.microsoft.com/office/word/2010/wordprocessingInk" xmlns:wne="http://schemas.microsoft.com/office/word/2006/wordml" xmlns:wps="http://schemas.microsoft.com/office/word/2010/wordprocessingShape" mc:Ignorable="w14 w15 w16se w16cid w16 w16cex w16sdtdh w16sdtfl w16du wp14">
+<w:document xmlns:wpc="http://schemas.microsoft.com/office/word/2010/wordprocessingCanvas" xmlns:cx="http://schemas.microsoft.com/office/drawing/2014/chartex" xmlns:cx1="http://schemas.microsoft.com/office/drawing/2015/9/8/chartex" xmlns:cx2="http://schemas.microsoft.com/office/drawing/2015/10/21/chartex" xmlns:cx3="http://schemas.microsoft.com/office/drawing/2016/5/9/chartex" xmlns:cx4="http://schemas.microsoft.com/office/drawing/2016/5/10/chartex" xmlns:cx5="http://schemas.microsoft.com/office/drawing/2016/5/11/chartex" xmlns:cx6="http://schemas.microsoft.com/office/drawing/2016/5/12/chartex" xmlns:cx7="http://schemas.microsoft.com/office/drawing/2016/5/13/chartex" xmlns:cx8="http://schemas.microsoft.com/office/drawing/2016/5/14/chartex" xmlns:mc="http://schemas.openxmlformats.org/markup-compatibility/2006" xmlns:aink="http://schemas.microsoft.com/office/drawing/2016/ink" xmlns:am3d="http://schemas.microsoft.com/office/drawing/2017/model3d" xmlns:o="urn:schemas-microsoft-com:office:office" xmlns:oel="http://schemas.microsoft.com/office/2019/extlst" xmlns:r="http://schemas.openxmlformats.org/officeDocument/2006/relationships" xmlns:m="http://schemas.openxmlformats.org/officeDocument/2006/math" xmlns:v="urn:schemas-microsoft-com:vml" xmlns:wp14="http://schemas.microsoft.com/office/word/2010/wordprocessingDrawing" xmlns:wp="http://schemas.openxmlformats.org/drawingml/2006/wordprocessingDrawing" xmlns:w10="urn:schemas-microsoft-com:office:word" xmlns:w="http://schemas.openxmlformats.org/wordprocessingml/2006/main" xmlns:w14="http://schemas.microsoft.com/office/word/2010/wordml" xmlns:w15="http://schemas.microsoft.com/office/word/2012/wordml" xmlns:w16cex="http://schemas.microsoft.com/office/word/2018/wordml/cex" xmlns:w16cid="http://schemas.microsoft.com/office/word/2016/wordml/cid" xmlns:w16="http://schemas.microsoft.com/office/word/2018/wordml" xmlns:w16du="http://schemas.microsoft.com/office/word/2023/wordml/word16du" xmlns:w16sdtdh="http://schemas.microsoft.com/office/word/2020/wordml/sdtdatahash" xmlns:w16sdtfl="http://schemas.microsoft.com/office/word/2024/wordml/sdtformatlock" xmlns:w16se="http://schemas.microsoft.com/office/word/2015/wordml/symex" xmlns:wpg="http://schemas.microsoft.com/office/word/2010/wordprocessingGroup" xmlns:wpi="http://schemas.microsoft.com/office/word/2010/wordprocessingInk" xmlns:wne="http://schemas.microsoft.com/office/word/2006/wordml" xmlns:wps="http://schemas.microsoft.com/office/word/2010/wordprocessingShape" mc:Ignorable="w14 w15 w16se w16cid w16 w16cex w16sdtdh w16sdtfl w16du wp14">
   <w:body>
     <w:p>
       <w:pPr>
@@ -34,12 +34,10 @@
       <w:r>
         <w:rPr>
           <w:rFonts w:ascii="Calibri" w:hAnsi="Calibri" w:cs="Calibri"/>
-          <w:b/>
-          <w:bCs/>
           <w:sz w:val="28"/>
           <w:szCs w:val="28"/>
         </w:rPr>
-        <w:t>Location:</w:t>
+        <w:t>Henderson, Nevada, USA</w:t>
       </w:r>
       <w:r>
         <w:rPr>
@@ -47,7 +45,7 @@
           <w:sz w:val="28"/>
           <w:szCs w:val="28"/>
         </w:rPr>
-        <w:t xml:space="preserve"> Henderson, Nevada, USA</w:t>
+        <w:t xml:space="preserve"> | United States Citizen </w:t>
       </w:r>
       <w:r>
         <w:rPr>
@@ -57,23 +55,24 @@
         </w:rPr>
         <w:br/>
       </w:r>
-      <w:r>
-        <w:rPr>
-          <w:rFonts w:ascii="Calibri" w:hAnsi="Calibri" w:cs="Calibri"/>
-          <w:b/>
-          <w:bCs/>
-          <w:sz w:val="28"/>
-          <w:szCs w:val="28"/>
-        </w:rPr>
-        <w:t>Email:</w:t>
-      </w:r>
+      <w:hyperlink r:id="rId6" w:history="1">
+        <w:r>
+          <w:rPr>
+            <w:rStyle w:val="Hyperlink"/>
+            <w:rFonts w:ascii="Calibri" w:hAnsi="Calibri" w:cs="Calibri"/>
+            <w:sz w:val="28"/>
+            <w:szCs w:val="28"/>
+          </w:rPr>
+          <w:t>delbert.aud@gmail.com</w:t>
+        </w:r>
+      </w:hyperlink>
       <w:r>
         <w:rPr>
           <w:rFonts w:ascii="Calibri" w:hAnsi="Calibri" w:cs="Calibri"/>
           <w:sz w:val="28"/>
           <w:szCs w:val="28"/>
         </w:rPr>
-        <w:t xml:space="preserve"> delbert.aud@gmail.com | </w:t>
+        <w:t xml:space="preserve"> | </w:t>
       </w:r>
       <w:r>
         <w:rPr>
@@ -117,17 +116,7 @@
           <w:sz w:val="28"/>
           <w:szCs w:val="28"/>
         </w:rPr>
-        <w:t xml:space="preserve"> github.io | </w:t>
-      </w:r>
-      <w:r>
-        <w:rPr>
-          <w:rFonts w:ascii="Calibri" w:hAnsi="Calibri" w:cs="Calibri"/>
-          <w:b/>
-          <w:bCs/>
-          <w:sz w:val="28"/>
-          <w:szCs w:val="28"/>
-        </w:rPr>
-        <w:t>LinkedIn:</w:t>
+        <w:t xml:space="preserve"> github.io</w:t>
       </w:r>
       <w:r>
         <w:rPr>
@@ -135,94 +124,52 @@
           <w:sz w:val="28"/>
           <w:szCs w:val="28"/>
         </w:rPr>
-        <w:t xml:space="preserve"> linkedin.com</w:t>
-      </w:r>
-    </w:p>
-    <w:p>
-      <w:pPr>
-        <w:jc w:val="center"/>
-        <w:rPr>
-          <w:rFonts w:cstheme="minorHAnsi"/>
-          <w:b/>
-        </w:rPr>
-      </w:pPr>
-      <w:r>
-        <w:rPr>
-          <w:rStyle w:val="Hyperlink"/>
-          <w:rFonts w:cstheme="minorHAnsi"/>
-        </w:rPr>
-        <w:br/>
-      </w:r>
-    </w:p>
-    <w:p>
-      <w:pPr>
-        <w:spacing w:after="160" w:line="278" w:lineRule="auto"/>
+        <w:t xml:space="preserve"> | </w:t>
+      </w:r>
+      <w:r>
         <w:rPr>
           <w:rFonts w:ascii="Calibri" w:hAnsi="Calibri" w:cs="Calibri"/>
           <w:b/>
           <w:bCs/>
-          <w:kern w:val="2"/>
           <w:sz w:val="28"/>
           <w:szCs w:val="28"/>
-          <w14:ligatures w14:val="standardContextual"/>
-        </w:rPr>
-      </w:pPr>
+        </w:rPr>
+        <w:t>LinkedIn:</w:t>
+      </w:r>
       <w:r>
         <w:rPr>
           <w:rFonts w:ascii="Calibri" w:hAnsi="Calibri" w:cs="Calibri"/>
-          <w:b/>
-          <w:bCs/>
-          <w:kern w:val="2"/>
           <w:sz w:val="28"/>
           <w:szCs w:val="28"/>
-          <w14:ligatures w14:val="standardContextual"/>
-        </w:rPr>
-        <w:t>PROFESSIONAL SUMMARY</w:t>
-      </w:r>
-    </w:p>
-    <w:p>
-      <w:pPr>
-        <w:rPr>
-          <w:rFonts w:cstheme="minorHAnsi"/>
-          <w:sz w:val="24"/>
-          <w:szCs w:val="24"/>
-        </w:rPr>
-      </w:pPr>
-      <w:r>
-        <w:rPr>
-          <w:rFonts w:cstheme="minorHAnsi"/>
-          <w:sz w:val="24"/>
-          <w:szCs w:val="24"/>
-        </w:rPr>
-        <w:t>Visionary AI Automation Expert and Solutions Architect with over 40 years of success leading digital transformation and modernizing enterprise infrastructure. High-utility developer specializing in end-to-end process automation using Python and the Google Gemini ecosystem. Proven track record of architecture secure, autonomous multi-agent systems via Python to eliminate operational bottlenecks and streamline data workflows. Pragmatic strategists are adept at aligning generative AI capabilities with corporate objectives to mitigate risk, maximize ROI, and build scalable, self-healing data pipelines.</w:t>
-      </w:r>
-    </w:p>
-    <w:p>
-      <w:pPr>
-        <w:rPr>
-          <w:rFonts w:cstheme="minorHAnsi"/>
-        </w:rPr>
-      </w:pPr>
-    </w:p>
-    <w:p>
-      <w:pPr>
-        <w:rPr>
-          <w:rFonts w:cstheme="minorHAnsi"/>
-          <w:b/>
-        </w:rPr>
-      </w:pPr>
-    </w:p>
-    <w:p>
-      <w:pPr>
-        <w:spacing w:after="160" w:line="278" w:lineRule="auto"/>
+        </w:rPr>
+        <w:t xml:space="preserve"> linkedin.com</w:t>
+      </w:r>
+    </w:p>
+    <w:p>
+      <w:pPr>
+        <w:jc w:val="center"/>
+        <w:rPr>
+          <w:rFonts w:cstheme="minorHAnsi"/>
+          <w:b/>
+        </w:rPr>
+      </w:pPr>
+      <w:r>
+        <w:rPr>
+          <w:rStyle w:val="Hyperlink"/>
+          <w:rFonts w:cstheme="minorHAnsi"/>
+        </w:rPr>
+        <w:br/>
+      </w:r>
+    </w:p>
+    <w:p>
+      <w:pPr>
+        <w:jc w:val="center"/>
         <w:rPr>
           <w:rFonts w:ascii="Calibri" w:hAnsi="Calibri" w:cs="Calibri"/>
           <w:b/>
           <w:bCs/>
-          <w:kern w:val="2"/>
-          <w:sz w:val="28"/>
-          <w:szCs w:val="28"/>
-          <w14:ligatures w14:val="standardContextual"/>
+          <w:sz w:val="40"/>
+          <w:szCs w:val="40"/>
         </w:rPr>
       </w:pPr>
       <w:r>
@@ -230,10 +177,8 @@
           <w:rFonts w:ascii="Calibri" w:hAnsi="Calibri" w:cs="Calibri"/>
           <w:b/>
           <w:bCs/>
-          <w:kern w:val="2"/>
-          <w:sz w:val="28"/>
-          <w:szCs w:val="28"/>
-          <w14:ligatures w14:val="standardContextual"/>
+          <w:sz w:val="40"/>
+          <w:szCs w:val="40"/>
         </w:rPr>
         <w:t>Detailed</w:t>
       </w:r>
@@ -242,10 +187,8 @@
           <w:rFonts w:ascii="Calibri" w:hAnsi="Calibri" w:cs="Calibri"/>
           <w:b/>
           <w:bCs/>
-          <w:kern w:val="2"/>
-          <w:sz w:val="28"/>
-          <w:szCs w:val="28"/>
-          <w14:ligatures w14:val="standardContextual"/>
+          <w:sz w:val="40"/>
+          <w:szCs w:val="40"/>
         </w:rPr>
         <w:t xml:space="preserve"> </w:t>
       </w:r>
@@ -254,10 +197,8 @@
           <w:rFonts w:ascii="Calibri" w:hAnsi="Calibri" w:cs="Calibri"/>
           <w:b/>
           <w:bCs/>
-          <w:kern w:val="2"/>
-          <w:sz w:val="28"/>
-          <w:szCs w:val="28"/>
-          <w14:ligatures w14:val="standardContextual"/>
+          <w:sz w:val="40"/>
+          <w:szCs w:val="40"/>
         </w:rPr>
         <w:t>Work History</w:t>
       </w:r>
@@ -691,7 +632,6 @@
           <w:sz w:val="24"/>
           <w:szCs w:val="24"/>
         </w:rPr>
-        <w:lastRenderedPageBreak/>
         <w:t>Improved Product Quality: Enhanced product quality through precise filling and controlled liquid transfer, reducing defects and improving overall customer satisfaction.</w:t>
       </w:r>
     </w:p>
@@ -794,7 +734,16 @@
           <w:sz w:val="24"/>
           <w:szCs w:val="24"/>
         </w:rPr>
-        <w:t>This innovative solution harmoniously merged electronic intelligence, mechanical sensing capabilities, and pumping technology to deliver an advanced liquid filling solution that excelled in real</w:t>
+        <w:t xml:space="preserve">This innovative solution harmoniously merged electronic intelligence, mechanical sensing capabilities, and pumping technology to deliver an advanced liquid filling solution that excelled in </w:t>
+      </w:r>
+      <w:r>
+        <w:rPr>
+          <w:rFonts w:cstheme="minorHAnsi"/>
+          <w:sz w:val="24"/>
+          <w:szCs w:val="24"/>
+        </w:rPr>
+        <w:lastRenderedPageBreak/>
+        <w:t>real</w:t>
       </w:r>
       <w:r>
         <w:rPr>
@@ -1366,16 +1315,7 @@
           <w:sz w:val="24"/>
           <w:szCs w:val="24"/>
         </w:rPr>
-        <w:t xml:space="preserve"> Project (REST endpoints, Microsoft SQL Server database): Designed and developed a project that collects vital information from Avaya phone system components across multiple </w:t>
-      </w:r>
-      <w:r>
-        <w:rPr>
-          <w:rFonts w:cstheme="minorHAnsi"/>
-          <w:sz w:val="24"/>
-          <w:szCs w:val="24"/>
-        </w:rPr>
-        <w:lastRenderedPageBreak/>
-        <w:t>environments, transmitting gathered data through REST endpoints to a publicly accessible Microsoft SQL Server database on CentOS.</w:t>
+        <w:t xml:space="preserve"> Project (REST endpoints, Microsoft SQL Server database): Designed and developed a project that collects vital information from Avaya phone system components across multiple environments, transmitting gathered data through REST endpoints to a publicly accessible Microsoft SQL Server database on CentOS.</w:t>
       </w:r>
     </w:p>
     <w:p>
@@ -1475,6 +1415,7 @@
           <w:sz w:val="24"/>
           <w:szCs w:val="24"/>
         </w:rPr>
+        <w:lastRenderedPageBreak/>
         <w:t>NMCI (Navy Marine Corp Intranet) (account) - Hewlett-Packard Enterprise Services</w:t>
       </w:r>
     </w:p>
@@ -1935,43 +1876,7 @@
           <w:sz w:val="24"/>
           <w:szCs w:val="24"/>
         </w:rPr>
-        <w:t xml:space="preserve">Atomic Unit Tests &amp; </w:t>
-      </w:r>
-      <w:proofErr w:type="spellStart"/>
-      <w:r>
-        <w:rPr>
-          <w:rFonts w:cstheme="minorHAnsi"/>
-          <w:sz w:val="24"/>
-          <w:szCs w:val="24"/>
-        </w:rPr>
-        <w:t>Rhinio</w:t>
-      </w:r>
-      <w:proofErr w:type="spellEnd"/>
-      <w:r>
-        <w:rPr>
-          <w:rFonts w:cstheme="minorHAnsi"/>
-          <w:sz w:val="24"/>
-          <w:szCs w:val="24"/>
-        </w:rPr>
-        <w:t xml:space="preserve"> Mocks: Added atomic unit tests to the solution, along with refactoring to support </w:t>
-      </w:r>
-      <w:proofErr w:type="spellStart"/>
-      <w:r>
-        <w:rPr>
-          <w:rFonts w:cstheme="minorHAnsi"/>
-          <w:sz w:val="24"/>
-          <w:szCs w:val="24"/>
-        </w:rPr>
-        <w:t>Rhinio</w:t>
-      </w:r>
-      <w:proofErr w:type="spellEnd"/>
-      <w:r>
-        <w:rPr>
-          <w:rFonts w:cstheme="minorHAnsi"/>
-          <w:sz w:val="24"/>
-          <w:szCs w:val="24"/>
-        </w:rPr>
-        <w:t xml:space="preserve"> Mocks testing solution.</w:t>
+        <w:t>Atomic Unit Tests &amp; Rhinio Mocks: Added atomic unit tests to the solution, along with refactoring to support Rhinio Mocks testing solution.</w:t>
       </w:r>
     </w:p>
     <w:p>
@@ -2011,7 +1916,6 @@
           <w:sz w:val="24"/>
           <w:szCs w:val="24"/>
         </w:rPr>
-        <w:lastRenderedPageBreak/>
         <w:t>Streamlined Complex Projects: Managed multiple projects simultaneously, ensuring successful delivery and minimizing project risks.</w:t>
       </w:r>
     </w:p>
@@ -2206,6 +2110,7 @@
           <w:sz w:val="24"/>
           <w:szCs w:val="24"/>
         </w:rPr>
+        <w:lastRenderedPageBreak/>
         <w:t>Technical Team Lead</w:t>
       </w:r>
     </w:p>
@@ -2768,7 +2673,6 @@
           <w:sz w:val="24"/>
           <w:szCs w:val="24"/>
         </w:rPr>
-        <w:lastRenderedPageBreak/>
         <w:t>As a seasoned consultant, I excelled in delivering innovative solutions for new projects.</w:t>
       </w:r>
     </w:p>
@@ -2912,6 +2816,7 @@
           <w:sz w:val="24"/>
           <w:szCs w:val="24"/>
         </w:rPr>
+        <w:lastRenderedPageBreak/>
         <w:t>Consultative Approach:</w:t>
       </w:r>
     </w:p>
@@ -3622,6 +3527,7 @@
           <w:sz w:val="24"/>
           <w:szCs w:val="24"/>
         </w:rPr>
+        <w:lastRenderedPageBreak/>
         <w:t>Custom Solution Development: Designed custom solutions to alleviate the pain of discovery and automation, streamlining specific tasks for efficient migration.</w:t>
       </w:r>
     </w:p>
@@ -4134,7 +4040,6 @@
           <w:sz w:val="24"/>
           <w:szCs w:val="24"/>
         </w:rPr>
-        <w:lastRenderedPageBreak/>
         <w:t>Through my technical expertise and creative problem</w:t>
       </w:r>
       <w:r>
@@ -4358,6 +4263,7 @@
           <w:sz w:val="24"/>
           <w:szCs w:val="24"/>
         </w:rPr>
+        <w:lastRenderedPageBreak/>
         <w:t>Project Management: Oversaw projects from concept to delivery, ensuring timely and successful completion.</w:t>
       </w:r>
     </w:p>
@@ -5111,6 +5017,7 @@
           <w:sz w:val="24"/>
           <w:szCs w:val="24"/>
         </w:rPr>
+        <w:lastRenderedPageBreak/>
         <w:t>February</w:t>
       </w:r>
       <w:r>
@@ -5708,7 +5615,6 @@
           <w:sz w:val="24"/>
           <w:szCs w:val="24"/>
         </w:rPr>
-        <w:lastRenderedPageBreak/>
         <w:t>December</w:t>
       </w:r>
       <w:r>
@@ -5914,6 +5820,7 @@
           <w:sz w:val="24"/>
           <w:szCs w:val="24"/>
         </w:rPr>
+        <w:lastRenderedPageBreak/>
         <w:t>Server Configuration: Configured the servers to meet specific requirements, including installation of necessary software applications and services.</w:t>
       </w:r>
     </w:p>
@@ -6498,7 +6405,6 @@
           <w:sz w:val="24"/>
           <w:szCs w:val="24"/>
         </w:rPr>
-        <w:lastRenderedPageBreak/>
         <w:t xml:space="preserve">Installation Engineering: Designed and engineered installations to ensure seamless integration with existing systems, minimizing </w:t>
       </w:r>
       <w:r>
@@ -6721,6 +6627,7 @@
           <w:sz w:val="24"/>
           <w:szCs w:val="24"/>
         </w:rPr>
+        <w:lastRenderedPageBreak/>
         <w:t>Windows</w:t>
       </w:r>
     </w:p>
@@ -7386,7 +7293,6 @@
           <w:sz w:val="24"/>
           <w:szCs w:val="24"/>
         </w:rPr>
-        <w:lastRenderedPageBreak/>
         <w:t>Benefits:</w:t>
       </w:r>
     </w:p>
@@ -7544,6 +7450,7 @@
           <w:sz w:val="24"/>
           <w:szCs w:val="24"/>
         </w:rPr>
+        <w:lastRenderedPageBreak/>
         <w:t>January</w:t>
       </w:r>
       <w:r>
@@ -8121,7 +8028,6 @@
           <w:sz w:val="24"/>
           <w:szCs w:val="24"/>
         </w:rPr>
-        <w:lastRenderedPageBreak/>
         <w:t>December</w:t>
       </w:r>
       <w:r>
@@ -8378,6 +8284,7 @@
           <w:sz w:val="24"/>
           <w:szCs w:val="24"/>
         </w:rPr>
+        <w:lastRenderedPageBreak/>
         <w:t>Web development frameworks (e.g., ASP.NET)</w:t>
       </w:r>
     </w:p>
@@ -9124,7 +9031,6 @@
           <w:sz w:val="24"/>
           <w:szCs w:val="24"/>
         </w:rPr>
-        <w:lastRenderedPageBreak/>
         <w:t xml:space="preserve">Enhanced Reporting Capabilities: Offered customizable reporting options that </w:t>
       </w:r>
       <w:r>
@@ -9369,6 +9275,7 @@
           <w:sz w:val="24"/>
           <w:szCs w:val="24"/>
         </w:rPr>
+        <w:lastRenderedPageBreak/>
         <w:t>As a seasoned IT professional, I contributed to the creation of the California Healthy Families website for the State of California.</w:t>
       </w:r>
     </w:p>
@@ -9992,7 +9899,6 @@
           <w:sz w:val="24"/>
           <w:szCs w:val="24"/>
         </w:rPr>
-        <w:lastRenderedPageBreak/>
         <w:t>Web</w:t>
       </w:r>
       <w:r>
@@ -10306,6 +10212,7 @@
           <w:sz w:val="24"/>
           <w:szCs w:val="24"/>
         </w:rPr>
+        <w:lastRenderedPageBreak/>
         <w:t>ASP (Active Server Pages)</w:t>
       </w:r>
     </w:p>
@@ -11051,7 +10958,6 @@
           <w:sz w:val="24"/>
           <w:szCs w:val="24"/>
         </w:rPr>
-        <w:lastRenderedPageBreak/>
         <w:t>Oracle database management system</w:t>
       </w:r>
     </w:p>
@@ -11210,6 +11116,7 @@
           <w:sz w:val="24"/>
           <w:szCs w:val="24"/>
         </w:rPr>
+        <w:lastRenderedPageBreak/>
         <w:t>By delivering expert services in Oracle 8i database programming and after</w:t>
       </w:r>
       <w:r>
@@ -11755,7 +11662,6 @@
           <w:sz w:val="24"/>
           <w:szCs w:val="24"/>
         </w:rPr>
-        <w:lastRenderedPageBreak/>
         <w:t>April</w:t>
       </w:r>
       <w:r>
@@ -12035,6 +11941,7 @@
           <w:sz w:val="24"/>
           <w:szCs w:val="24"/>
         </w:rPr>
+        <w:lastRenderedPageBreak/>
         <w:t>eClaim</w:t>
       </w:r>
       <w:proofErr w:type="spellEnd"/>
@@ -12803,7 +12710,6 @@
           <w:sz w:val="24"/>
           <w:szCs w:val="24"/>
         </w:rPr>
-        <w:lastRenderedPageBreak/>
         <w:t>Key Deliverables:</w:t>
       </w:r>
     </w:p>
@@ -12946,6 +12852,7 @@
           <w:sz w:val="24"/>
           <w:szCs w:val="24"/>
         </w:rPr>
+        <w:lastRenderedPageBreak/>
         <w:t>Benefits:</w:t>
       </w:r>
     </w:p>
@@ -13699,6 +13606,7 @@
           <w:sz w:val="24"/>
           <w:szCs w:val="24"/>
         </w:rPr>
+        <w:lastRenderedPageBreak/>
         <w:t>Key Responsibilities:</w:t>
       </w:r>
     </w:p>
@@ -14295,7 +14203,6 @@
           <w:sz w:val="24"/>
           <w:szCs w:val="24"/>
         </w:rPr>
-        <w:lastRenderedPageBreak/>
         <w:t>Tools Utilized:</w:t>
       </w:r>
     </w:p>
@@ -14428,6 +14335,7 @@
           <w:sz w:val="24"/>
           <w:szCs w:val="24"/>
         </w:rPr>
+        <w:lastRenderedPageBreak/>
         <w:t>Enhanced Security: Implemented robust security measures to protect sensitive data and prevent unauthorized access.</w:t>
       </w:r>
     </w:p>
@@ -14964,7 +14872,6 @@
           <w:sz w:val="24"/>
           <w:szCs w:val="24"/>
         </w:rPr>
-        <w:lastRenderedPageBreak/>
         <w:t>Senior Information Specialist</w:t>
       </w:r>
     </w:p>
@@ -15105,6 +15012,7 @@
           <w:sz w:val="24"/>
           <w:szCs w:val="24"/>
         </w:rPr>
+        <w:lastRenderedPageBreak/>
         <w:t>Web Server Optimization: Analyzed and optimized web server configurations for improved performance, scalability, and security.</w:t>
       </w:r>
     </w:p>
@@ -15734,7 +15642,6 @@
           <w:sz w:val="24"/>
           <w:szCs w:val="24"/>
         </w:rPr>
-        <w:lastRenderedPageBreak/>
         <w:t>Technical Expertise: Demonstrated expertise in the proprietary drug dispensing system, enabling effective resolution of complex technical issues.</w:t>
       </w:r>
     </w:p>
@@ -15870,6 +15777,7 @@
           <w:sz w:val="24"/>
           <w:szCs w:val="24"/>
         </w:rPr>
+        <w:lastRenderedPageBreak/>
         <w:t>Benefits:</w:t>
       </w:r>
     </w:p>
@@ -16484,7 +16392,6 @@
           <w:sz w:val="24"/>
           <w:szCs w:val="24"/>
         </w:rPr>
-        <w:lastRenderedPageBreak/>
         <w:t>Improved System Integration: Ensured seamless integration between systems, enabling real</w:t>
       </w:r>
       <w:r>
@@ -16639,6 +16546,7 @@
           <w:sz w:val="24"/>
           <w:szCs w:val="24"/>
         </w:rPr>
+        <w:lastRenderedPageBreak/>
         <w:t>Senior Information Specialist</w:t>
       </w:r>
     </w:p>
@@ -17310,7 +17218,6 @@
           <w:sz w:val="24"/>
           <w:szCs w:val="24"/>
         </w:rPr>
-        <w:lastRenderedPageBreak/>
         <w:t>Improved Performance: Optimized web server configurations for improved performance, reducing latency and increasing user satisfaction.</w:t>
       </w:r>
     </w:p>
@@ -18050,7 +17957,6 @@
           <w:sz w:val="24"/>
           <w:szCs w:val="24"/>
         </w:rPr>
-        <w:lastRenderedPageBreak/>
         <w:t>November</w:t>
       </w:r>
       <w:r>
@@ -18194,6 +18100,7 @@
           <w:sz w:val="24"/>
           <w:szCs w:val="24"/>
         </w:rPr>
+        <w:lastRenderedPageBreak/>
         <w:t>Database Performance Troubleshooting: Investigated and resolved database performance issues impacting in</w:t>
       </w:r>
       <w:r>
@@ -18827,7 +18734,6 @@
           <w:sz w:val="24"/>
           <w:szCs w:val="24"/>
         </w:rPr>
-        <w:lastRenderedPageBreak/>
         <w:t xml:space="preserve">Database Design: Developed an efficient database </w:t>
       </w:r>
       <w:proofErr w:type="gramStart"/>
@@ -18978,6 +18884,7 @@
           <w:sz w:val="24"/>
           <w:szCs w:val="24"/>
         </w:rPr>
+        <w:lastRenderedPageBreak/>
         <w:t>XML</w:t>
       </w:r>
     </w:p>
@@ -19552,7 +19459,6 @@
           <w:sz w:val="24"/>
           <w:szCs w:val="24"/>
         </w:rPr>
-        <w:lastRenderedPageBreak/>
         <w:t>Lotus Notes</w:t>
       </w:r>
     </w:p>
@@ -19656,6 +19562,7 @@
           <w:sz w:val="24"/>
           <w:szCs w:val="24"/>
         </w:rPr>
+        <w:lastRenderedPageBreak/>
         <w:t>By delivering these services, I helped the newspaper develop an event tracking database that met its needs and provided a solid foundation for future growth and development.</w:t>
       </w:r>
     </w:p>
@@ -20311,7 +20218,6 @@
           <w:sz w:val="24"/>
           <w:szCs w:val="24"/>
         </w:rPr>
-        <w:lastRenderedPageBreak/>
         <w:t>Department of Health Services, Los Angeles County (account) - EDS Corporation</w:t>
       </w:r>
     </w:p>
@@ -20462,6 +20368,7 @@
           <w:sz w:val="24"/>
           <w:szCs w:val="24"/>
         </w:rPr>
+        <w:lastRenderedPageBreak/>
         <w:t>Web Server &amp; Database Operations: Provided consulting services on optimizing and troubleshooting web servers and databases.</w:t>
       </w:r>
     </w:p>
@@ -21077,7 +20984,6 @@
           <w:sz w:val="24"/>
           <w:szCs w:val="24"/>
         </w:rPr>
-        <w:lastRenderedPageBreak/>
         <w:t>System Assessment: Conducted thorough assessments of existing systems to identify areas for improvement.</w:t>
       </w:r>
     </w:p>
@@ -21180,6 +21086,7 @@
           <w:sz w:val="24"/>
           <w:szCs w:val="24"/>
         </w:rPr>
+        <w:lastRenderedPageBreak/>
         <w:t>Comprehensive Backup Plan: Created detailed backup plans that ensured all critical data was safeguarded and recoverable.</w:t>
       </w:r>
     </w:p>
@@ -21829,7 +21736,6 @@
           <w:sz w:val="24"/>
           <w:szCs w:val="24"/>
         </w:rPr>
-        <w:lastRenderedPageBreak/>
         <w:t>Programmed Solution: Created a robust Visual Basic program that integrates with the AS/400 order taking system, ensuring seamless processing of online orders.</w:t>
       </w:r>
     </w:p>
@@ -21949,6 +21855,7 @@
           <w:sz w:val="24"/>
           <w:szCs w:val="24"/>
         </w:rPr>
+        <w:lastRenderedPageBreak/>
         <w:t>AS/400 order taking system.</w:t>
       </w:r>
     </w:p>
@@ -22495,7 +22402,6 @@
           <w:sz w:val="24"/>
           <w:szCs w:val="24"/>
         </w:rPr>
-        <w:lastRenderedPageBreak/>
         <w:t>By developing and testing this Oracle 8.0 database replication system, I helped ensure OAN's ability to recover from unexpected events with minimal disruption, while also improving the overall reliability and availability of their critical data.</w:t>
       </w:r>
     </w:p>
@@ -22627,6 +22533,7 @@
           <w:sz w:val="24"/>
           <w:szCs w:val="24"/>
         </w:rPr>
+        <w:lastRenderedPageBreak/>
         <w:t>Developed Custom Software Solution for Proprietary Directory Structure Generation</w:t>
       </w:r>
       <w:r>
@@ -23208,7 +23115,6 @@
           <w:sz w:val="24"/>
           <w:szCs w:val="24"/>
         </w:rPr>
-        <w:lastRenderedPageBreak/>
         <w:t>Platform Assessment: Conducted thorough analysis to identify areas for improvement across the entire platform.</w:t>
       </w:r>
     </w:p>
@@ -23311,6 +23217,7 @@
           <w:sz w:val="24"/>
           <w:szCs w:val="24"/>
         </w:rPr>
+        <w:lastRenderedPageBreak/>
         <w:t>Key Deliverables:</w:t>
       </w:r>
     </w:p>
@@ -23868,7 +23775,6 @@
           <w:sz w:val="24"/>
           <w:szCs w:val="24"/>
         </w:rPr>
-        <w:lastRenderedPageBreak/>
         <w:t>Reduce Redundancy and Inefficiencies: Eliminated redundant data storage and processing, freeing up resources for more strategic initiatives.</w:t>
       </w:r>
     </w:p>
@@ -24035,6 +23941,7 @@
           <w:sz w:val="24"/>
           <w:szCs w:val="24"/>
         </w:rPr>
+        <w:lastRenderedPageBreak/>
         <w:t>June</w:t>
       </w:r>
       <w:r>
@@ -24615,7 +24522,6 @@
           <w:sz w:val="24"/>
           <w:szCs w:val="24"/>
         </w:rPr>
-        <w:lastRenderedPageBreak/>
         <w:t>Staff Replacement Planning: Developed comprehensive reports outlining staffing needs, skill gaps, and training requirements for new hires or existing staff members to assume responsibilities.</w:t>
       </w:r>
     </w:p>
@@ -24780,6 +24686,7 @@
           <w:sz w:val="24"/>
           <w:szCs w:val="24"/>
         </w:rPr>
+        <w:lastRenderedPageBreak/>
         <w:t>Associated Bank (account) - EDS Corporation</w:t>
       </w:r>
     </w:p>
@@ -25345,7 +25252,6 @@
           <w:sz w:val="24"/>
           <w:szCs w:val="24"/>
         </w:rPr>
-        <w:lastRenderedPageBreak/>
         <w:t>Communication skills</w:t>
       </w:r>
     </w:p>
@@ -25552,6 +25458,7 @@
           <w:sz w:val="24"/>
           <w:szCs w:val="24"/>
         </w:rPr>
+        <w:lastRenderedPageBreak/>
         <w:t>Key Responsibilities:</w:t>
       </w:r>
     </w:p>
@@ -26215,7 +26122,6 @@
           <w:sz w:val="24"/>
           <w:szCs w:val="24"/>
         </w:rPr>
-        <w:lastRenderedPageBreak/>
         <w:t>Conducted Thorough Analysis: FARES Proposal</w:t>
       </w:r>
       <w:r>
@@ -26432,6 +26338,7 @@
           <w:sz w:val="24"/>
           <w:szCs w:val="24"/>
         </w:rPr>
+        <w:lastRenderedPageBreak/>
         <w:t>By conducting due diligence in the FARES proposal, I ensured a thorough understanding of the scope, complexity, and requirements of the project.</w:t>
       </w:r>
     </w:p>
@@ -27120,7 +27027,6 @@
           <w:sz w:val="24"/>
           <w:szCs w:val="24"/>
         </w:rPr>
-        <w:lastRenderedPageBreak/>
         <w:t>Development: Collaborated on building the IMAN PC product using Visual Basic version 4.</w:t>
       </w:r>
     </w:p>
@@ -27244,6 +27150,7 @@
           <w:sz w:val="24"/>
           <w:szCs w:val="24"/>
         </w:rPr>
+        <w:lastRenderedPageBreak/>
         <w:t>RPC (Remote Procedure Calls): Technology for enabling remote procedure calls between applications.</w:t>
       </w:r>
     </w:p>
@@ -27888,7 +27795,6 @@
           <w:sz w:val="24"/>
           <w:szCs w:val="24"/>
         </w:rPr>
-        <w:lastRenderedPageBreak/>
         <w:t>As a seasoned project manager, I led the development of an innovative data warehouse and website solution for EDS and Xerox at the account level.</w:t>
       </w:r>
     </w:p>
@@ -28023,6 +27929,7 @@
           <w:sz w:val="24"/>
           <w:szCs w:val="24"/>
         </w:rPr>
+        <w:lastRenderedPageBreak/>
         <w:t>Visual Basic for scripting and application development</w:t>
       </w:r>
     </w:p>
@@ -28895,6 +28802,7 @@
           <w:sz w:val="24"/>
           <w:szCs w:val="24"/>
         </w:rPr>
+        <w:lastRenderedPageBreak/>
         <w:t>Key Responsibilities:</w:t>
       </w:r>
     </w:p>
@@ -29524,7 +29432,6 @@
           <w:sz w:val="24"/>
           <w:szCs w:val="24"/>
         </w:rPr>
-        <w:lastRenderedPageBreak/>
         <w:t>Benefits:</w:t>
       </w:r>
     </w:p>
@@ -29677,6 +29584,7 @@
           <w:sz w:val="24"/>
           <w:szCs w:val="24"/>
         </w:rPr>
+        <w:lastRenderedPageBreak/>
         <w:t>Developer</w:t>
       </w:r>
     </w:p>
@@ -30392,7 +30300,6 @@
           <w:sz w:val="24"/>
           <w:szCs w:val="24"/>
         </w:rPr>
-        <w:lastRenderedPageBreak/>
         <w:t>Robust Platform: Designed and implemented a scalable system using Visual Basic programming language and the Jet Data Storage Engine.</w:t>
       </w:r>
     </w:p>
@@ -31348,6 +31255,7 @@
           <w:sz w:val="24"/>
           <w:szCs w:val="24"/>
         </w:rPr>
+        <w:lastRenderedPageBreak/>
         <w:t>My focus was on hands</w:t>
       </w:r>
       <w:r>
@@ -31947,7 +31855,6 @@
           <w:sz w:val="24"/>
           <w:szCs w:val="24"/>
         </w:rPr>
-        <w:lastRenderedPageBreak/>
         <w:t>Established Authority in Mail Order Computer Products: Curated Comprehensive Catalogs.</w:t>
       </w:r>
     </w:p>
@@ -32061,6 +31968,7 @@
           <w:sz w:val="24"/>
           <w:szCs w:val="24"/>
         </w:rPr>
+        <w:lastRenderedPageBreak/>
         <w:t xml:space="preserve">Establishing Authority: </w:t>
       </w:r>
     </w:p>
@@ -32595,7 +32503,6 @@
           <w:sz w:val="24"/>
           <w:szCs w:val="24"/>
         </w:rPr>
-        <w:lastRenderedPageBreak/>
         <w:t>As a trusted technical advisor, I played a vital role in propelling these organizations forward, driving innovation, and fostering growth.</w:t>
       </w:r>
     </w:p>
@@ -32610,7 +32517,7 @@
 </file>
 
 <file path=word/numbering.xml><?xml version="1.0" encoding="utf-8"?>
-<w:numbering xmlns:wpc="http://schemas.microsoft.com/office/word/2010/wordprocessingCanvas" xmlns:cx="http://schemas.microsoft.com/office/drawing/2014/chartex" xmlns:cx1="http://schemas.microsoft.com/office/drawing/2015/9/8/chartex" xmlns:cx2="http://schemas.microsoft.com/office/drawing/2015/10/21/chartex" xmlns:cx3="http://schemas.microsoft.com/office/drawing/2016/5/9/chartex" xmlns:cx4="http://schemas.microsoft.com/office/drawing/2016/5/10/chartex" xmlns:cx5="http://schemas.microsoft.com/office/drawing/2016/5/11/chartex" xmlns:cx6="http://schemas.microsoft.com/office/drawing/2016/5/12/chartex" xmlns:cx7="http://schemas.microsoft.com/office/drawing/2016/5/13/chartex" xmlns:cx8="http://schemas.microsoft.com/office/drawing/2016/5/14/chartex" xmlns:mc="http://schemas.openxmlformats.org/markup-compatibility/2006" xmlns:aink="http://schemas.microsoft.com/office/drawing/2016/ink" xmlns:am3d="http://schemas.microsoft.com/office/drawing/2017/model3d" xmlns:o="urn:schemas-microsoft-com:office:office" xmlns:oel="http://schemas.microsoft.com/office/2019/extlst" xmlns:r="http://schemas.openxmlformats.org/officeDocument/2006/relationships" xmlns:m="http://schemas.openxmlformats.org/officeDocument/2006/math" xmlns:v="urn:schemas-microsoft-com:vml" xmlns:wp14="http://schemas.microsoft.com/office/word/2010/wordprocessingDrawing" xmlns:wp="http://schemas.openxmlformats.org/drawingml/2006/wordprocessingDrawing" xmlns:w10="urn:schemas-microsoft-com:office:word" xmlns:w="http://schemas.openxmlformats.org/wordprocessingml/2006/main" xmlns:w14="http://schemas.microsoft.com/office/word/2010/wordml" xmlns:w15="http://schemas.microsoft.com/office/word/2012/wordml" xmlns:w16cei="http://schemas.microsoft.com/office/word/2026/wordml/cei" xmlns:w16cex="http://schemas.microsoft.com/office/word/2018/wordml/cex" xmlns:w16cid="http://schemas.microsoft.com/office/word/2016/wordml/cid" xmlns:w16="http://schemas.microsoft.com/office/word/2018/wordml" xmlns:w16du="http://schemas.microsoft.com/office/word/2023/wordml/word16du" xmlns:w16sdtdh="http://schemas.microsoft.com/office/word/2020/wordml/sdtdatahash" xmlns:w16sdtfl="http://schemas.microsoft.com/office/word/2024/wordml/sdtformatlock" xmlns:w16se="http://schemas.microsoft.com/office/word/2015/wordml/symex" xmlns:wpg="http://schemas.microsoft.com/office/word/2010/wordprocessingGroup" xmlns:wpi="http://schemas.microsoft.com/office/word/2010/wordprocessingInk" xmlns:wne="http://schemas.microsoft.com/office/word/2006/wordml" xmlns:wps="http://schemas.microsoft.com/office/word/2010/wordprocessingShape" mc:Ignorable="w14 w15 w16se w16cid w16 w16cex w16sdtdh w16sdtfl w16du wp14">
+<w:numbering xmlns:wpc="http://schemas.microsoft.com/office/word/2010/wordprocessingCanvas" xmlns:cx="http://schemas.microsoft.com/office/drawing/2014/chartex" xmlns:cx1="http://schemas.microsoft.com/office/drawing/2015/9/8/chartex" xmlns:cx2="http://schemas.microsoft.com/office/drawing/2015/10/21/chartex" xmlns:cx3="http://schemas.microsoft.com/office/drawing/2016/5/9/chartex" xmlns:cx4="http://schemas.microsoft.com/office/drawing/2016/5/10/chartex" xmlns:cx5="http://schemas.microsoft.com/office/drawing/2016/5/11/chartex" xmlns:cx6="http://schemas.microsoft.com/office/drawing/2016/5/12/chartex" xmlns:cx7="http://schemas.microsoft.com/office/drawing/2016/5/13/chartex" xmlns:cx8="http://schemas.microsoft.com/office/drawing/2016/5/14/chartex" xmlns:mc="http://schemas.openxmlformats.org/markup-compatibility/2006" xmlns:aink="http://schemas.microsoft.com/office/drawing/2016/ink" xmlns:am3d="http://schemas.microsoft.com/office/drawing/2017/model3d" xmlns:o="urn:schemas-microsoft-com:office:office" xmlns:oel="http://schemas.microsoft.com/office/2019/extlst" xmlns:r="http://schemas.openxmlformats.org/officeDocument/2006/relationships" xmlns:m="http://schemas.openxmlformats.org/officeDocument/2006/math" xmlns:v="urn:schemas-microsoft-com:vml" xmlns:wp14="http://schemas.microsoft.com/office/word/2010/wordprocessingDrawing" xmlns:wp="http://schemas.openxmlformats.org/drawingml/2006/wordprocessingDrawing" xmlns:w10="urn:schemas-microsoft-com:office:word" xmlns:w="http://schemas.openxmlformats.org/wordprocessingml/2006/main" xmlns:w14="http://schemas.microsoft.com/office/word/2010/wordml" xmlns:w15="http://schemas.microsoft.com/office/word/2012/wordml" xmlns:w16cex="http://schemas.microsoft.com/office/word/2018/wordml/cex" xmlns:w16cid="http://schemas.microsoft.com/office/word/2016/wordml/cid" xmlns:w16="http://schemas.microsoft.com/office/word/2018/wordml" xmlns:w16du="http://schemas.microsoft.com/office/word/2023/wordml/word16du" xmlns:w16sdtdh="http://schemas.microsoft.com/office/word/2020/wordml/sdtdatahash" xmlns:w16sdtfl="http://schemas.microsoft.com/office/word/2024/wordml/sdtformatlock" xmlns:w16se="http://schemas.microsoft.com/office/word/2015/wordml/symex" xmlns:wpg="http://schemas.microsoft.com/office/word/2010/wordprocessingGroup" xmlns:wpi="http://schemas.microsoft.com/office/word/2010/wordprocessingInk" xmlns:wne="http://schemas.microsoft.com/office/word/2006/wordml" xmlns:wps="http://schemas.microsoft.com/office/word/2010/wordprocessingShape" mc:Ignorable="w14 w15 w16se w16cid w16 w16cex w16sdtdh w16sdtfl w16du wp14">
   <w:abstractNum w:abstractNumId="0" w15:restartNumberingAfterBreak="0">
     <w:nsid w:val="00C82268"/>
     <w:multiLevelType w:val="hybridMultilevel"/>
